--- a/vignettes/getting-started.docx
+++ b/vignettes/getting-started.docx
@@ -24,7 +24,52 @@
         <w:rPr>
           <w:rStyle w:val="NormalTok"/>
         </w:rPr>
-        <w:t xml:space="preserve">(rpt)</w:t>
+        <w:t xml:space="preserve">(rmb)</w:t>
+      </w:r>
+      <w:r>
+        <w:br/>
+      </w:r>
+      <w:r>
+        <w:rPr>
+          <w:rStyle w:val="CommentTok"/>
+        </w:rPr>
+        <w:t xml:space="preserve">#&gt; </w:t>
+      </w:r>
+      <w:r>
+        <w:br/>
+      </w:r>
+      <w:r>
+        <w:rPr>
+          <w:rStyle w:val="CommentTok"/>
+        </w:rPr>
+        <w:t xml:space="preserve">#&gt; Attaching package: 'rmb'</w:t>
+      </w:r>
+      <w:r>
+        <w:br/>
+      </w:r>
+      <w:r>
+        <w:rPr>
+          <w:rStyle w:val="CommentTok"/>
+        </w:rPr>
+        <w:t xml:space="preserve">#&gt; The following object is masked from 'package:datasets':</w:t>
+      </w:r>
+      <w:r>
+        <w:br/>
+      </w:r>
+      <w:r>
+        <w:rPr>
+          <w:rStyle w:val="CommentTok"/>
+        </w:rPr>
+        <w:t xml:space="preserve">#&gt; </w:t>
+      </w:r>
+      <w:r>
+        <w:br/>
+      </w:r>
+      <w:r>
+        <w:rPr>
+          <w:rStyle w:val="CommentTok"/>
+        </w:rPr>
+        <w:t xml:space="preserve">#&gt;     esoph</w:t>
       </w:r>
     </w:p>
     <w:bookmarkStart w:id="9" w:name="introduction"/>
@@ -33,7 +78,7 @@
         <w:pStyle w:val="Heading2"/>
       </w:pPr>
       <w:r>
-        <w:t xml:space="preserve">1 Introduction</w:t>
+        <w:t xml:space="preserve">Introduction</w:t>
       </w:r>
     </w:p>
     <w:p>
@@ -50,7 +95,7 @@
         <w:rPr>
           <w:rStyle w:val="VerbatimChar"/>
         </w:rPr>
-        <w:t xml:space="preserve">{rpt}</w:t>
+        <w:t xml:space="preserve">{rmb}</w:t>
       </w:r>
       <w:r>
         <w:t xml:space="preserve"> </w:t>
@@ -66,7 +111,7 @@
         <w:pStyle w:val="Heading2"/>
       </w:pPr>
       <w:r>
-        <w:t xml:space="preserve">2 Basic Usage</w:t>
+        <w:t xml:space="preserve">Basic Usage</w:t>
       </w:r>
     </w:p>
     <w:p>
@@ -191,7 +236,7 @@
         <w:pStyle w:val="Heading2"/>
       </w:pPr>
       <w:r>
-        <w:t xml:space="preserve">3 Next Steps</w:t>
+        <w:t xml:space="preserve">Next Steps</w:t>
       </w:r>
     </w:p>
     <w:p>
